--- a/LLDD/word/BE/LLDD-BE-Job-Batch-Email-SRM.docx
+++ b/LLDD/word/BE/LLDD-BE-Job-Batch-Email-SRM.docx
@@ -438,14 +438,14 @@
                 <w:b/>
                 <w:sz w:val="18"/>
               </w:rPr>
-              <w:t>19 ชั่วโมง</w:t>
-            </w:r>
-            <w:r>
-              <w:rPr>
-                <w:rFonts w:ascii="Arial" w:hAnsi="Arial" w:eastAsia="Arial" w:cs="Tahoma"/>
-                <w:sz w:val="18"/>
-              </w:rPr>
-              <w:t xml:space="preserve"> = implementation 14 + unit test 5 (30%)</w:t>
+              <w:t>11 ชั่วโมง</w:t>
+            </w:r>
+            <w:r>
+              <w:rPr>
+                <w:rFonts w:ascii="Arial" w:hAnsi="Arial" w:eastAsia="Arial" w:cs="Tahoma"/>
+                <w:sz w:val="18"/>
+              </w:rPr>
+              <w:t xml:space="preserve"> = implementation 8 + unit test 3 (30%)</w:t>
             </w:r>
           </w:p>
         </w:tc>
@@ -645,7 +645,87 @@
                 <w:rFonts w:ascii="Arial" w:hAnsi="Arial" w:eastAsia="Arial" w:cs="Tahoma"/>
                 <w:sz w:val="18"/>
               </w:rPr>
-              <w:t>ออกแบบ Backend contracts สำหรับ batch runner (อ่าน config จาก backend), interface tracking/pending ACK และ Notification Service (ส่งผ่าน @gosoft-sbp/email-lib) — ไม่มี Job Admin API, Email Template API (2026-08-06) และไม่มี SRM inbound adapter แล้ว (2026-08-07)</w:t>
+              <w:t xml:space="preserve">ออกแบบ Backend contracts ฝั่ง </w:t>
+            </w:r>
+            <w:r>
+              <w:rPr>
+                <w:rFonts w:ascii="Arial" w:hAnsi="Arial" w:eastAsia="Arial" w:cs="Tahoma"/>
+                <w:b/>
+                <w:sz w:val="18"/>
+              </w:rPr>
+              <w:t>store-backend</w:t>
+            </w:r>
+            <w:r>
+              <w:rPr>
+                <w:rFonts w:ascii="Arial" w:hAnsi="Arial" w:eastAsia="Arial" w:cs="Tahoma"/>
+                <w:sz w:val="18"/>
+              </w:rPr>
+              <w:t xml:space="preserve"> สำหรับ interface tracking / รายการข้อความขาออกที่ยังไม่ได้ publisher confirm (2 เส้น · </w:t>
+            </w:r>
+            <w:r>
+              <w:rPr>
+                <w:rFonts w:ascii="Courier New" w:hAnsi="Courier New" w:eastAsia="Courier New" w:cs="Tahoma"/>
+                <w:sz w:val="18"/>
+              </w:rPr>
+              <w:t>POST /sgi/interface/sta/ack</w:t>
+            </w:r>
+            <w:r>
+              <w:rPr>
+                <w:rFonts w:ascii="Arial" w:hAnsi="Arial" w:eastAsia="Arial" w:cs="Tahoma"/>
+                <w:sz w:val="18"/>
+              </w:rPr>
+              <w:t xml:space="preserve"> ถูกตัด 2026-09-08 ตามมติข้อ 2.13) และ Notification Service (ส่งผ่าน @gosoft-sbp/email-lib) — ไม่มี Job Admin API, Email Template API (2026-08-06) และไม่มี SRM inbound adapter แล้ว (2026-08-07) · </w:t>
+            </w:r>
+            <w:r>
+              <w:rPr>
+                <w:rFonts w:ascii="Arial" w:hAnsi="Arial" w:eastAsia="Arial" w:cs="Tahoma"/>
+                <w:b/>
+                <w:sz w:val="18"/>
+              </w:rPr>
+              <w:t>⚠️ มติ 2026-09-02: งานสร้าง batch runner / scheduler / cli / job-failure notifier ถูกตัดออกจากเอกสารฉบับนี้</w:t>
+            </w:r>
+            <w:r>
+              <w:rPr>
+                <w:rFonts w:ascii="Arial" w:hAnsi="Arial" w:eastAsia="Arial" w:cs="Tahoma"/>
+                <w:sz w:val="18"/>
+              </w:rPr>
+              <w:t xml:space="preserve"> — batch job ทั้ง 12 ตัวย้ายไปรันบน </w:t>
+            </w:r>
+            <w:r>
+              <w:rPr>
+                <w:rFonts w:ascii="Courier New" w:hAnsi="Courier New" w:eastAsia="Courier New" w:cs="Tahoma"/>
+                <w:sz w:val="18"/>
+              </w:rPr>
+              <w:t>SBP/srm-sps-spsap-sop-sgi-batch</w:t>
+            </w:r>
+            <w:r>
+              <w:rPr>
+                <w:rFonts w:ascii="Arial" w:hAnsi="Arial" w:eastAsia="Arial" w:cs="Tahoma"/>
+                <w:sz w:val="18"/>
+              </w:rPr>
+              <w:t xml:space="preserve"> ที่มี dispatcher + </w:t>
+            </w:r>
+            <w:r>
+              <w:rPr>
+                <w:rFonts w:ascii="Courier New" w:hAnsi="Courier New" w:eastAsia="Courier New" w:cs="Tahoma"/>
+                <w:sz w:val="18"/>
+              </w:rPr>
+              <w:t>integration_log</w:t>
+            </w:r>
+            <w:r>
+              <w:rPr>
+                <w:rFonts w:ascii="Arial" w:hAnsi="Arial" w:eastAsia="Arial" w:cs="Tahoma"/>
+                <w:sz w:val="18"/>
+              </w:rPr>
+              <w:t xml:space="preserve"> + structured log พร้อมแล้ว เอกสารฉบับนี้เหลือเฉพาะ </w:t>
+            </w:r>
+            <w:r>
+              <w:rPr>
+                <w:rFonts w:ascii="Arial" w:hAnsi="Arial" w:eastAsia="Arial" w:cs="Tahoma"/>
+                <w:b/>
+                <w:sz w:val="18"/>
+              </w:rPr>
+              <w:t>ฝั่ง API ที่ยังอยู่ใน store-backend</w:t>
             </w:r>
           </w:p>
         </w:tc>
@@ -1144,16 +1224,25 @@
         <w:keepLines/>
       </w:pPr>
       <w:r>
-        <w:t>Interface tracking และ pending ACK APIs (3 เส้น)</w:t>
+        <w:t xml:space="preserve">Interface tracking และรายการค้างส่ง APIs (2 เส้น · </w:t>
       </w:r>
-    </w:p>
-    <w:p>
-      <w:pPr>
-        <w:pStyle w:val="ListBullet"/>
-        <w:keepLines/>
-      </w:pPr>
       <w:r>
-        <w:t>Job runner guard และ application log</w:t>
+        <w:rPr>
+          <w:rFonts w:ascii="Courier New" w:hAnsi="Courier New" w:eastAsia="Courier New" w:cs="Tahoma"/>
+        </w:rPr>
+        <w:t>/tracking</w:t>
+      </w:r>
+      <w:r>
+        <w:t xml:space="preserve"> · </w:t>
+      </w:r>
+      <w:r>
+        <w:rPr>
+          <w:rFonts w:ascii="Courier New" w:hAnsi="Courier New" w:eastAsia="Courier New" w:cs="Tahoma"/>
+        </w:rPr>
+        <w:t>/pending-ack</w:t>
+      </w:r>
+      <w:r>
+        <w:t>)</w:t>
       </w:r>
     </w:p>
     <w:p>
@@ -1171,7 +1260,13 @@
         <w:keepLines/>
       </w:pPr>
       <w:r>
-        <w:t>STA ACK callback</w:t>
+        <w:rPr>
+          <w:b/>
+        </w:rPr>
+        <w:t>ไม่มี STA ACK callback</w:t>
+      </w:r>
+      <w:r>
+        <w:t xml:space="preserve"> — ตัดเมื่อ 2026-09-08 (ข้อ 2.13) เพราะสเปก STA ไม่มี ACK แบบ HTTP</w:t>
       </w:r>
     </w:p>
     <w:p>
@@ -1181,6 +1276,21 @@
       </w:pPr>
       <w:r>
         <w:t>ไม่มี Batch Job Admin API และไม่มี inbound endpoint ของ SRM</w:t>
+      </w:r>
+    </w:p>
+    <w:p>
+      <w:pPr>
+        <w:pStyle w:val="ListBullet"/>
+        <w:keepLines/>
+      </w:pPr>
+      <w:r>
+        <w:rPr>
+          <w:b/>
+        </w:rPr>
+        <w:t>ไม่รวม batch runner/scheduler</w:t>
+      </w:r>
+      <w:r>
+        <w:t xml:space="preserve"> — อยู่ที่ sop-sgi-batch (มติ 2026-09-02)</w:t>
       </w:r>
     </w:p>
     <w:p>
@@ -2009,7 +2119,7 @@
                 <w:rFonts w:ascii="Arial" w:hAnsi="Arial" w:eastAsia="Arial" w:cs="Tahoma"/>
                 <w:sz w:val="18"/>
               </w:rPr>
-              <w:t>GET /api/v1/sgi/interface/tracking; GET /api/v1/sgi/interface/pending-ack; POST /api/v1/sgi/interface/sta/ack</w:t>
+              <w:t>GET /api/v1/sgi/interface/tracking; GET /api/v1/sgi/interface/pending-ack</w:t>
             </w:r>
           </w:p>
         </w:tc>
@@ -2398,7 +2508,7 @@
                 <w:rFonts w:ascii="Arial" w:hAnsi="Arial" w:eastAsia="Arial" w:cs="Tahoma"/>
                 <w:sz w:val="18"/>
               </w:rPr>
-              <w:t>รายการ ACK ค้างตาม watchdog rule อายุอย่างน้อย 1 วัน</w:t>
+              <w:t>รายการข้อความขาออกที่ยังไม่ได้ publisher confirm ตาม watchdog rule อายุอย่างน้อย 1 วัน (path คงชื่อเดิม)</w:t>
             </w:r>
           </w:p>
         </w:tc>
@@ -2449,111 +2559,6 @@
                 <w:sz w:val="18"/>
               </w:rPr>
               <w:t>email preview renders variables</w:t>
-            </w:r>
-          </w:p>
-        </w:tc>
-      </w:tr>
-      <w:tr>
-        <w:trPr>
-          <w:cantSplit/>
-        </w:trPr>
-        <w:tc>
-          <w:tcPr>
-            <w:tcW w:type="dxa" w:w="2520"/>
-            <w:vAlign w:val="center"/>
-          </w:tcPr>
-          <w:p>
-            <w:pPr>
-              <w:keepLines/>
-              <w:spacing w:after="0"/>
-            </w:pPr>
-            <w:r>
-              <w:rPr>
-                <w:rFonts w:ascii="Arial" w:hAnsi="Arial" w:eastAsia="Arial" w:cs="Tahoma"/>
-                <w:sz w:val="18"/>
-              </w:rPr>
-            </w:r>
-            <w:r>
-              <w:rPr>
-                <w:rFonts w:ascii="Arial" w:hAnsi="Arial" w:eastAsia="Arial" w:cs="Tahoma"/>
-                <w:sz w:val="18"/>
-              </w:rPr>
-              <w:t>POST /api/v1/sgi/interface/sta/ack</w:t>
-            </w:r>
-          </w:p>
-        </w:tc>
-        <w:tc>
-          <w:tcPr>
-            <w:tcW w:type="dxa" w:w="2520"/>
-            <w:vAlign w:val="center"/>
-          </w:tcPr>
-          <w:p>
-            <w:pPr>
-              <w:keepLines/>
-              <w:spacing w:after="0"/>
-            </w:pPr>
-            <w:r>
-              <w:rPr>
-                <w:rFonts w:ascii="Arial" w:hAnsi="Arial" w:eastAsia="Arial" w:cs="Tahoma"/>
-                <w:sz w:val="18"/>
-              </w:rPr>
-            </w:r>
-            <w:r>
-              <w:rPr>
-                <w:rFonts w:ascii="Arial" w:hAnsi="Arial" w:eastAsia="Arial" w:cs="Tahoma"/>
-                <w:sz w:val="18"/>
-              </w:rPr>
-              <w:t>STA ACK callback ให้ Job 10 เป็น safety net</w:t>
-            </w:r>
-          </w:p>
-        </w:tc>
-        <w:tc>
-          <w:tcPr>
-            <w:tcW w:type="dxa" w:w="2520"/>
-            <w:vAlign w:val="center"/>
-          </w:tcPr>
-          <w:p>
-            <w:pPr>
-              <w:keepLines/>
-              <w:spacing w:after="0"/>
-            </w:pPr>
-            <w:r>
-              <w:rPr>
-                <w:rFonts w:ascii="Arial" w:hAnsi="Arial" w:eastAsia="Arial" w:cs="Tahoma"/>
-                <w:sz w:val="18"/>
-              </w:rPr>
-            </w:r>
-            <w:r>
-              <w:rPr>
-                <w:rFonts w:ascii="Arial" w:hAnsi="Arial" w:eastAsia="Arial" w:cs="Tahoma"/>
-                <w:sz w:val="18"/>
-              </w:rPr>
-              <w:t>Check idempotency</w:t>
-            </w:r>
-          </w:p>
-        </w:tc>
-        <w:tc>
-          <w:tcPr>
-            <w:tcW w:type="dxa" w:w="2520"/>
-            <w:vAlign w:val="center"/>
-          </w:tcPr>
-          <w:p>
-            <w:pPr>
-              <w:keepLines/>
-              <w:spacing w:after="0"/>
-            </w:pPr>
-            <w:r>
-              <w:rPr>
-                <w:rFonts w:ascii="Arial" w:hAnsi="Arial" w:eastAsia="Arial" w:cs="Tahoma"/>
-                <w:sz w:val="18"/>
-              </w:rPr>
-            </w:r>
-            <w:r>
-              <w:rPr>
-                <w:rFonts w:ascii="Arial" w:hAnsi="Arial" w:eastAsia="Arial" w:cs="Tahoma"/>
-                <w:sz w:val="18"/>
-              </w:rPr>
-              <w:t>failed records include detail</w:t>
             </w:r>
           </w:p>
         </w:tc>
@@ -2969,7 +2974,7 @@
                 <w:rFonts w:ascii="Arial" w:hAnsi="Arial" w:eastAsia="Arial" w:cs="Tahoma"/>
                 <w:sz w:val="18"/>
               </w:rPr>
-              <w:t>pending ACK watchdog</w:t>
+              <w:t>watchdog ข้อความค้างส่ง (ยังไม่ publisher confirm)</w:t>
             </w:r>
           </w:p>
         </w:tc>
@@ -3049,7 +3054,7 @@
                 <w:rFonts w:ascii="Arial" w:hAnsi="Arial" w:eastAsia="Arial" w:cs="Tahoma"/>
                 <w:sz w:val="18"/>
               </w:rPr>
-              <w:t>STA ACK callback</w:t>
+              <w:t>email preview</w:t>
             </w:r>
           </w:p>
         </w:tc>
@@ -3129,7 +3134,7 @@
                 <w:rFonts w:ascii="Arial" w:hAnsi="Arial" w:eastAsia="Arial" w:cs="Tahoma"/>
                 <w:sz w:val="18"/>
               </w:rPr>
-              <w:t>email preview</w:t>
+              <w:t>— (ยังไม่มี test เฉพาะขั้นนี้ · ครอบด้วย test รวมของเอกสารในหัวข้อ 11)</w:t>
             </w:r>
           </w:p>
         </w:tc>
@@ -6346,7 +6351,7 @@
         <w:keepNext w:val="0"/>
       </w:pPr>
       <w:r>
-        <w:t>รายการ ACK ค้างตาม watchdog rule อายุอย่างน้อย 1 วัน</w:t>
+        <w:t>รายการข้อความขาออกที่ยังไม่ได้ publisher confirm ตาม watchdog rule อายุอย่างน้อย 1 วัน (path คงชื่อเดิม)</w:t>
       </w:r>
     </w:p>
     <w:tbl>
@@ -8513,823 +8518,6 @@
                 <w:sz w:val="18"/>
               </w:rPr>
               <w:t>No</w:t>
-            </w:r>
-          </w:p>
-        </w:tc>
-        <w:tc>
-          <w:tcPr>
-            <w:tcW w:type="dxa" w:w="2520"/>
-            <w:vAlign w:val="center"/>
-          </w:tcPr>
-          <w:p>
-            <w:pPr>
-              <w:keepLines/>
-              <w:spacing w:after="0"/>
-            </w:pPr>
-            <w:r>
-              <w:rPr>
-                <w:rFonts w:ascii="Arial" w:hAnsi="Arial" w:eastAsia="Arial" w:cs="Tahoma"/>
-                <w:sz w:val="18"/>
-              </w:rPr>
-            </w:r>
-            <w:r>
-              <w:rPr>
-                <w:rFonts w:ascii="Arial" w:hAnsi="Arial" w:eastAsia="Arial" w:cs="Tahoma"/>
-                <w:sz w:val="18"/>
-              </w:rPr>
-              <w:t>UTF-8; use value domain described by endpoint purpose</w:t>
-            </w:r>
-          </w:p>
-        </w:tc>
-      </w:tr>
-    </w:tbl>
-    <w:p/>
-    <w:p>
-      <w:pPr>
-        <w:pStyle w:val="Heading2"/>
-        <w:keepNext/>
-        <w:keepLines/>
-        <w:pageBreakBefore w:val="0"/>
-      </w:pPr>
-      <w:r>
-        <w:t>POST /api/v1/sgi/interface/sta/ack</w:t>
-      </w:r>
-    </w:p>
-    <w:p>
-      <w:pPr>
-        <w:keepNext w:val="0"/>
-      </w:pPr>
-      <w:r>
-        <w:t>STA ACK callback ให้ Job 10 เป็น safety net</w:t>
-      </w:r>
-    </w:p>
-    <w:tbl>
-      <w:tblPr>
-        <w:tblStyle w:val="TableGrid"/>
-        <w:tblW w:type="auto" w:w="0"/>
-        <w:jc w:val="center"/>
-        <w:tblLook w:firstColumn="1" w:firstRow="1" w:lastColumn="0" w:lastRow="0" w:noHBand="0" w:noVBand="1" w:val="04A0"/>
-      </w:tblPr>
-      <w:tblGrid>
-        <w:gridCol w:w="10080"/>
-      </w:tblGrid>
-      <w:tr>
-        <w:trPr>
-          <w:cantSplit/>
-        </w:trPr>
-        <w:tc>
-          <w:tcPr>
-            <w:tcW w:type="dxa" w:w="10080"/>
-            <w:vAlign w:val="center"/>
-            <w:shd w:fill="DDEBFF"/>
-          </w:tcPr>
-          <w:p>
-            <w:pPr>
-              <w:keepLines/>
-              <w:spacing w:after="0"/>
-            </w:pPr>
-            <w:r/>
-            <w:r>
-              <w:rPr>
-                <w:rFonts w:ascii="Arial" w:hAnsi="Arial" w:eastAsia="Arial" w:cs="Tahoma"/>
-                <w:b/>
-                <w:sz w:val="18"/>
-              </w:rPr>
-              <w:t>Request</w:t>
-            </w:r>
-          </w:p>
-        </w:tc>
-      </w:tr>
-      <w:tr>
-        <w:trPr>
-          <w:cantSplit/>
-        </w:trPr>
-        <w:tc>
-          <w:tcPr>
-            <w:tcW w:type="dxa" w:w="10080"/>
-            <w:shd w:fill="F7FAFE"/>
-          </w:tcPr>
-          <w:p>
-            <w:pPr>
-              <w:keepLines/>
-              <w:spacing w:after="0"/>
-            </w:pPr>
-            <w:r/>
-            <w:r>
-              <w:rPr>
-                <w:rFonts w:ascii="Courier New" w:hAnsi="Courier New" w:eastAsia="Courier New" w:cs="Tahoma"/>
-                <w:sz w:val="16"/>
-              </w:rPr>
-              <w:t>{</w:t>
-              <w:br/>
-              <w:t xml:space="preserve">  "transactionId": "TX-001",</w:t>
-              <w:br/>
-              <w:t xml:space="preserve">  "returnCode": "A",</w:t>
-              <w:br/>
-              <w:t xml:space="preserve">  "receivedAt": "2026-07-20T10:00:00+07:00"</w:t>
-              <w:br/>
-              <w:t>}</w:t>
-            </w:r>
-          </w:p>
-        </w:tc>
-      </w:tr>
-    </w:tbl>
-    <w:p/>
-    <w:p>
-      <w:pPr>
-        <w:pStyle w:val="Heading3"/>
-        <w:keepNext/>
-        <w:keepLines/>
-        <w:pageBreakBefore w:val="0"/>
-      </w:pPr>
-      <w:r>
-        <w:t>Request Field Schema</w:t>
-      </w:r>
-    </w:p>
-    <w:tbl>
-      <w:tblPr>
-        <w:tblStyle w:val="TableGrid"/>
-        <w:tblW w:type="auto" w:w="0"/>
-        <w:jc w:val="center"/>
-        <w:tblLook w:firstColumn="1" w:firstRow="1" w:lastColumn="0" w:lastRow="0" w:noHBand="0" w:noVBand="1" w:val="04A0"/>
-      </w:tblPr>
-      <w:tblGrid>
-        <w:gridCol w:w="2520"/>
-        <w:gridCol w:w="2520"/>
-        <w:gridCol w:w="2520"/>
-        <w:gridCol w:w="2520"/>
-      </w:tblGrid>
-      <w:tr>
-        <w:trPr>
-          <w:cantSplit/>
-        </w:trPr>
-        <w:tc>
-          <w:tcPr>
-            <w:tcW w:type="dxa" w:w="2520"/>
-            <w:vAlign w:val="center"/>
-            <w:shd w:fill="E8EEF5"/>
-          </w:tcPr>
-          <w:p>
-            <w:pPr>
-              <w:keepLines/>
-              <w:spacing w:after="0"/>
-            </w:pPr>
-            <w:r/>
-            <w:r>
-              <w:rPr>
-                <w:rFonts w:ascii="Arial" w:hAnsi="Arial" w:eastAsia="Arial" w:cs="Tahoma"/>
-                <w:b/>
-                <w:sz w:val="18"/>
-              </w:rPr>
-              <w:t>Field</w:t>
-            </w:r>
-          </w:p>
-        </w:tc>
-        <w:tc>
-          <w:tcPr>
-            <w:tcW w:type="dxa" w:w="2520"/>
-            <w:vAlign w:val="center"/>
-            <w:shd w:fill="E8EEF5"/>
-          </w:tcPr>
-          <w:p>
-            <w:pPr>
-              <w:keepLines/>
-              <w:spacing w:after="0"/>
-            </w:pPr>
-            <w:r/>
-            <w:r>
-              <w:rPr>
-                <w:rFonts w:ascii="Arial" w:hAnsi="Arial" w:eastAsia="Arial" w:cs="Tahoma"/>
-                <w:b/>
-                <w:sz w:val="18"/>
-              </w:rPr>
-              <w:t>Type</w:t>
-            </w:r>
-          </w:p>
-        </w:tc>
-        <w:tc>
-          <w:tcPr>
-            <w:tcW w:type="dxa" w:w="2520"/>
-            <w:vAlign w:val="center"/>
-            <w:shd w:fill="E8EEF5"/>
-          </w:tcPr>
-          <w:p>
-            <w:pPr>
-              <w:keepLines/>
-              <w:spacing w:after="0"/>
-            </w:pPr>
-            <w:r/>
-            <w:r>
-              <w:rPr>
-                <w:rFonts w:ascii="Arial" w:hAnsi="Arial" w:eastAsia="Arial" w:cs="Tahoma"/>
-                <w:b/>
-                <w:sz w:val="18"/>
-              </w:rPr>
-              <w:t>Required</w:t>
-            </w:r>
-          </w:p>
-        </w:tc>
-        <w:tc>
-          <w:tcPr>
-            <w:tcW w:type="dxa" w:w="2520"/>
-            <w:vAlign w:val="center"/>
-            <w:shd w:fill="E8EEF5"/>
-          </w:tcPr>
-          <w:p>
-            <w:pPr>
-              <w:keepLines/>
-              <w:spacing w:after="0"/>
-            </w:pPr>
-            <w:r/>
-            <w:r>
-              <w:rPr>
-                <w:rFonts w:ascii="Arial" w:hAnsi="Arial" w:eastAsia="Arial" w:cs="Tahoma"/>
-                <w:b/>
-                <w:sz w:val="18"/>
-              </w:rPr>
-              <w:t>Constraint / Meaning</w:t>
-            </w:r>
-          </w:p>
-        </w:tc>
-      </w:tr>
-      <w:tr>
-        <w:trPr>
-          <w:cantSplit/>
-        </w:trPr>
-        <w:tc>
-          <w:tcPr>
-            <w:tcW w:type="dxa" w:w="2520"/>
-            <w:vAlign w:val="center"/>
-          </w:tcPr>
-          <w:p>
-            <w:pPr>
-              <w:keepLines/>
-              <w:spacing w:after="0"/>
-            </w:pPr>
-            <w:r>
-              <w:rPr>
-                <w:rFonts w:ascii="Arial" w:hAnsi="Arial" w:eastAsia="Arial" w:cs="Tahoma"/>
-                <w:sz w:val="18"/>
-              </w:rPr>
-            </w:r>
-            <w:r>
-              <w:rPr>
-                <w:rFonts w:ascii="Arial" w:hAnsi="Arial" w:eastAsia="Arial" w:cs="Tahoma"/>
-                <w:sz w:val="18"/>
-              </w:rPr>
-              <w:t>transactionId</w:t>
-            </w:r>
-          </w:p>
-        </w:tc>
-        <w:tc>
-          <w:tcPr>
-            <w:tcW w:type="dxa" w:w="2520"/>
-            <w:vAlign w:val="center"/>
-          </w:tcPr>
-          <w:p>
-            <w:pPr>
-              <w:keepLines/>
-              <w:spacing w:after="0"/>
-            </w:pPr>
-            <w:r>
-              <w:rPr>
-                <w:rFonts w:ascii="Arial" w:hAnsi="Arial" w:eastAsia="Arial" w:cs="Tahoma"/>
-                <w:sz w:val="18"/>
-              </w:rPr>
-            </w:r>
-            <w:r>
-              <w:rPr>
-                <w:rFonts w:ascii="Arial" w:hAnsi="Arial" w:eastAsia="Arial" w:cs="Tahoma"/>
-                <w:sz w:val="18"/>
-              </w:rPr>
-              <w:t>string</w:t>
-            </w:r>
-          </w:p>
-        </w:tc>
-        <w:tc>
-          <w:tcPr>
-            <w:tcW w:type="dxa" w:w="2520"/>
-            <w:vAlign w:val="center"/>
-          </w:tcPr>
-          <w:p>
-            <w:pPr>
-              <w:keepLines/>
-              <w:spacing w:after="0"/>
-            </w:pPr>
-            <w:r>
-              <w:rPr>
-                <w:rFonts w:ascii="Arial" w:hAnsi="Arial" w:eastAsia="Arial" w:cs="Tahoma"/>
-                <w:sz w:val="18"/>
-              </w:rPr>
-            </w:r>
-            <w:r>
-              <w:rPr>
-                <w:rFonts w:ascii="Arial" w:hAnsi="Arial" w:eastAsia="Arial" w:cs="Tahoma"/>
-                <w:sz w:val="18"/>
-              </w:rPr>
-              <w:t>Yes</w:t>
-            </w:r>
-          </w:p>
-        </w:tc>
-        <w:tc>
-          <w:tcPr>
-            <w:tcW w:type="dxa" w:w="2520"/>
-            <w:vAlign w:val="center"/>
-          </w:tcPr>
-          <w:p>
-            <w:pPr>
-              <w:keepLines/>
-              <w:spacing w:after="0"/>
-            </w:pPr>
-            <w:r>
-              <w:rPr>
-                <w:rFonts w:ascii="Arial" w:hAnsi="Arial" w:eastAsia="Arial" w:cs="Tahoma"/>
-                <w:sz w:val="18"/>
-              </w:rPr>
-            </w:r>
-            <w:r>
-              <w:rPr>
-                <w:rFonts w:ascii="Arial" w:hAnsi="Arial" w:eastAsia="Arial" w:cs="Tahoma"/>
-                <w:sz w:val="18"/>
-              </w:rPr>
-              <w:t>UTF-8; use value domain described by endpoint purpose</w:t>
-            </w:r>
-          </w:p>
-        </w:tc>
-      </w:tr>
-      <w:tr>
-        <w:trPr>
-          <w:cantSplit/>
-        </w:trPr>
-        <w:tc>
-          <w:tcPr>
-            <w:tcW w:type="dxa" w:w="2520"/>
-            <w:vAlign w:val="center"/>
-          </w:tcPr>
-          <w:p>
-            <w:pPr>
-              <w:keepLines/>
-              <w:spacing w:after="0"/>
-            </w:pPr>
-            <w:r>
-              <w:rPr>
-                <w:rFonts w:ascii="Arial" w:hAnsi="Arial" w:eastAsia="Arial" w:cs="Tahoma"/>
-                <w:sz w:val="18"/>
-              </w:rPr>
-            </w:r>
-            <w:r>
-              <w:rPr>
-                <w:rFonts w:ascii="Arial" w:hAnsi="Arial" w:eastAsia="Arial" w:cs="Tahoma"/>
-                <w:sz w:val="18"/>
-              </w:rPr>
-              <w:t>returnCode</w:t>
-            </w:r>
-          </w:p>
-        </w:tc>
-        <w:tc>
-          <w:tcPr>
-            <w:tcW w:type="dxa" w:w="2520"/>
-            <w:vAlign w:val="center"/>
-          </w:tcPr>
-          <w:p>
-            <w:pPr>
-              <w:keepLines/>
-              <w:spacing w:after="0"/>
-            </w:pPr>
-            <w:r>
-              <w:rPr>
-                <w:rFonts w:ascii="Arial" w:hAnsi="Arial" w:eastAsia="Arial" w:cs="Tahoma"/>
-                <w:sz w:val="18"/>
-              </w:rPr>
-            </w:r>
-            <w:r>
-              <w:rPr>
-                <w:rFonts w:ascii="Arial" w:hAnsi="Arial" w:eastAsia="Arial" w:cs="Tahoma"/>
-                <w:sz w:val="18"/>
-              </w:rPr>
-              <w:t>string</w:t>
-            </w:r>
-          </w:p>
-        </w:tc>
-        <w:tc>
-          <w:tcPr>
-            <w:tcW w:type="dxa" w:w="2520"/>
-            <w:vAlign w:val="center"/>
-          </w:tcPr>
-          <w:p>
-            <w:pPr>
-              <w:keepLines/>
-              <w:spacing w:after="0"/>
-            </w:pPr>
-            <w:r>
-              <w:rPr>
-                <w:rFonts w:ascii="Arial" w:hAnsi="Arial" w:eastAsia="Arial" w:cs="Tahoma"/>
-                <w:sz w:val="18"/>
-              </w:rPr>
-            </w:r>
-            <w:r>
-              <w:rPr>
-                <w:rFonts w:ascii="Arial" w:hAnsi="Arial" w:eastAsia="Arial" w:cs="Tahoma"/>
-                <w:sz w:val="18"/>
-              </w:rPr>
-              <w:t>Yes</w:t>
-            </w:r>
-          </w:p>
-        </w:tc>
-        <w:tc>
-          <w:tcPr>
-            <w:tcW w:type="dxa" w:w="2520"/>
-            <w:vAlign w:val="center"/>
-          </w:tcPr>
-          <w:p>
-            <w:pPr>
-              <w:keepLines/>
-              <w:spacing w:after="0"/>
-            </w:pPr>
-            <w:r>
-              <w:rPr>
-                <w:rFonts w:ascii="Arial" w:hAnsi="Arial" w:eastAsia="Arial" w:cs="Tahoma"/>
-                <w:sz w:val="18"/>
-              </w:rPr>
-            </w:r>
-            <w:r>
-              <w:rPr>
-                <w:rFonts w:ascii="Arial" w:hAnsi="Arial" w:eastAsia="Arial" w:cs="Tahoma"/>
-                <w:sz w:val="18"/>
-              </w:rPr>
-              <w:t>UTF-8; use value domain described by endpoint purpose</w:t>
-            </w:r>
-          </w:p>
-        </w:tc>
-      </w:tr>
-      <w:tr>
-        <w:trPr>
-          <w:cantSplit/>
-        </w:trPr>
-        <w:tc>
-          <w:tcPr>
-            <w:tcW w:type="dxa" w:w="2520"/>
-            <w:vAlign w:val="center"/>
-          </w:tcPr>
-          <w:p>
-            <w:pPr>
-              <w:keepLines/>
-              <w:spacing w:after="0"/>
-            </w:pPr>
-            <w:r>
-              <w:rPr>
-                <w:rFonts w:ascii="Arial" w:hAnsi="Arial" w:eastAsia="Arial" w:cs="Tahoma"/>
-                <w:sz w:val="18"/>
-              </w:rPr>
-            </w:r>
-            <w:r>
-              <w:rPr>
-                <w:rFonts w:ascii="Arial" w:hAnsi="Arial" w:eastAsia="Arial" w:cs="Tahoma"/>
-                <w:sz w:val="18"/>
-              </w:rPr>
-              <w:t>receivedAt</w:t>
-            </w:r>
-          </w:p>
-        </w:tc>
-        <w:tc>
-          <w:tcPr>
-            <w:tcW w:type="dxa" w:w="2520"/>
-            <w:vAlign w:val="center"/>
-          </w:tcPr>
-          <w:p>
-            <w:pPr>
-              <w:keepLines/>
-              <w:spacing w:after="0"/>
-            </w:pPr>
-            <w:r>
-              <w:rPr>
-                <w:rFonts w:ascii="Arial" w:hAnsi="Arial" w:eastAsia="Arial" w:cs="Tahoma"/>
-                <w:sz w:val="18"/>
-              </w:rPr>
-            </w:r>
-            <w:r>
-              <w:rPr>
-                <w:rFonts w:ascii="Arial" w:hAnsi="Arial" w:eastAsia="Arial" w:cs="Tahoma"/>
-                <w:sz w:val="18"/>
-              </w:rPr>
-              <w:t>string</w:t>
-            </w:r>
-          </w:p>
-        </w:tc>
-        <w:tc>
-          <w:tcPr>
-            <w:tcW w:type="dxa" w:w="2520"/>
-            <w:vAlign w:val="center"/>
-          </w:tcPr>
-          <w:p>
-            <w:pPr>
-              <w:keepLines/>
-              <w:spacing w:after="0"/>
-            </w:pPr>
-            <w:r>
-              <w:rPr>
-                <w:rFonts w:ascii="Arial" w:hAnsi="Arial" w:eastAsia="Arial" w:cs="Tahoma"/>
-                <w:sz w:val="18"/>
-              </w:rPr>
-            </w:r>
-            <w:r>
-              <w:rPr>
-                <w:rFonts w:ascii="Arial" w:hAnsi="Arial" w:eastAsia="Arial" w:cs="Tahoma"/>
-                <w:sz w:val="18"/>
-              </w:rPr>
-              <w:t>Yes</w:t>
-            </w:r>
-          </w:p>
-        </w:tc>
-        <w:tc>
-          <w:tcPr>
-            <w:tcW w:type="dxa" w:w="2520"/>
-            <w:vAlign w:val="center"/>
-          </w:tcPr>
-          <w:p>
-            <w:pPr>
-              <w:keepLines/>
-              <w:spacing w:after="0"/>
-            </w:pPr>
-            <w:r>
-              <w:rPr>
-                <w:rFonts w:ascii="Arial" w:hAnsi="Arial" w:eastAsia="Arial" w:cs="Tahoma"/>
-                <w:sz w:val="18"/>
-              </w:rPr>
-            </w:r>
-            <w:r>
-              <w:rPr>
-                <w:rFonts w:ascii="Arial" w:hAnsi="Arial" w:eastAsia="Arial" w:cs="Tahoma"/>
-                <w:sz w:val="18"/>
-              </w:rPr>
-              <w:t>ISO-8601 ค.ศ.; nullable only when type includes null</w:t>
-            </w:r>
-          </w:p>
-        </w:tc>
-      </w:tr>
-    </w:tbl>
-    <w:p/>
-    <w:tbl>
-      <w:tblPr>
-        <w:tblStyle w:val="TableGrid"/>
-        <w:tblW w:type="auto" w:w="0"/>
-        <w:jc w:val="center"/>
-        <w:tblLook w:firstColumn="1" w:firstRow="1" w:lastColumn="0" w:lastRow="0" w:noHBand="0" w:noVBand="1" w:val="04A0"/>
-      </w:tblPr>
-      <w:tblGrid>
-        <w:gridCol w:w="10080"/>
-      </w:tblGrid>
-      <w:tr>
-        <w:trPr>
-          <w:cantSplit/>
-        </w:trPr>
-        <w:tc>
-          <w:tcPr>
-            <w:tcW w:type="dxa" w:w="10080"/>
-            <w:vAlign w:val="center"/>
-            <w:shd w:fill="DDEBFF"/>
-          </w:tcPr>
-          <w:p>
-            <w:pPr>
-              <w:keepLines/>
-              <w:spacing w:after="0"/>
-            </w:pPr>
-            <w:r/>
-            <w:r>
-              <w:rPr>
-                <w:rFonts w:ascii="Arial" w:hAnsi="Arial" w:eastAsia="Arial" w:cs="Tahoma"/>
-                <w:b/>
-                <w:sz w:val="18"/>
-              </w:rPr>
-              <w:t>Response</w:t>
-            </w:r>
-          </w:p>
-        </w:tc>
-      </w:tr>
-      <w:tr>
-        <w:trPr>
-          <w:cantSplit/>
-        </w:trPr>
-        <w:tc>
-          <w:tcPr>
-            <w:tcW w:type="dxa" w:w="10080"/>
-            <w:shd w:fill="F7FAFE"/>
-          </w:tcPr>
-          <w:p>
-            <w:pPr>
-              <w:keepLines/>
-              <w:spacing w:after="0"/>
-            </w:pPr>
-            <w:r/>
-            <w:r>
-              <w:rPr>
-                <w:rFonts w:ascii="Courier New" w:hAnsi="Courier New" w:eastAsia="Courier New" w:cs="Tahoma"/>
-                <w:sz w:val="16"/>
-              </w:rPr>
-              <w:t>{</w:t>
-              <w:br/>
-              <w:t xml:space="preserve">  "message": "acknowledged"</w:t>
-              <w:br/>
-              <w:t>}</w:t>
-            </w:r>
-          </w:p>
-        </w:tc>
-      </w:tr>
-    </w:tbl>
-    <w:p/>
-    <w:p>
-      <w:pPr>
-        <w:pStyle w:val="Heading3"/>
-        <w:keepNext/>
-        <w:keepLines/>
-        <w:pageBreakBefore w:val="0"/>
-      </w:pPr>
-      <w:r>
-        <w:t>Response Field Schema</w:t>
-      </w:r>
-    </w:p>
-    <w:tbl>
-      <w:tblPr>
-        <w:tblStyle w:val="TableGrid"/>
-        <w:tblW w:type="auto" w:w="0"/>
-        <w:jc w:val="center"/>
-        <w:tblLook w:firstColumn="1" w:firstRow="1" w:lastColumn="0" w:lastRow="0" w:noHBand="0" w:noVBand="1" w:val="04A0"/>
-      </w:tblPr>
-      <w:tblGrid>
-        <w:gridCol w:w="2520"/>
-        <w:gridCol w:w="2520"/>
-        <w:gridCol w:w="2520"/>
-        <w:gridCol w:w="2520"/>
-      </w:tblGrid>
-      <w:tr>
-        <w:trPr>
-          <w:cantSplit/>
-        </w:trPr>
-        <w:tc>
-          <w:tcPr>
-            <w:tcW w:type="dxa" w:w="2520"/>
-            <w:vAlign w:val="center"/>
-            <w:shd w:fill="E8EEF5"/>
-          </w:tcPr>
-          <w:p>
-            <w:pPr>
-              <w:keepLines/>
-              <w:spacing w:after="0"/>
-            </w:pPr>
-            <w:r/>
-            <w:r>
-              <w:rPr>
-                <w:rFonts w:ascii="Arial" w:hAnsi="Arial" w:eastAsia="Arial" w:cs="Tahoma"/>
-                <w:b/>
-                <w:sz w:val="18"/>
-              </w:rPr>
-              <w:t>Field</w:t>
-            </w:r>
-          </w:p>
-        </w:tc>
-        <w:tc>
-          <w:tcPr>
-            <w:tcW w:type="dxa" w:w="2520"/>
-            <w:vAlign w:val="center"/>
-            <w:shd w:fill="E8EEF5"/>
-          </w:tcPr>
-          <w:p>
-            <w:pPr>
-              <w:keepLines/>
-              <w:spacing w:after="0"/>
-            </w:pPr>
-            <w:r/>
-            <w:r>
-              <w:rPr>
-                <w:rFonts w:ascii="Arial" w:hAnsi="Arial" w:eastAsia="Arial" w:cs="Tahoma"/>
-                <w:b/>
-                <w:sz w:val="18"/>
-              </w:rPr>
-              <w:t>Type</w:t>
-            </w:r>
-          </w:p>
-        </w:tc>
-        <w:tc>
-          <w:tcPr>
-            <w:tcW w:type="dxa" w:w="2520"/>
-            <w:vAlign w:val="center"/>
-            <w:shd w:fill="E8EEF5"/>
-          </w:tcPr>
-          <w:p>
-            <w:pPr>
-              <w:keepLines/>
-              <w:spacing w:after="0"/>
-            </w:pPr>
-            <w:r/>
-            <w:r>
-              <w:rPr>
-                <w:rFonts w:ascii="Arial" w:hAnsi="Arial" w:eastAsia="Arial" w:cs="Tahoma"/>
-                <w:b/>
-                <w:sz w:val="18"/>
-              </w:rPr>
-              <w:t>Required</w:t>
-            </w:r>
-          </w:p>
-        </w:tc>
-        <w:tc>
-          <w:tcPr>
-            <w:tcW w:type="dxa" w:w="2520"/>
-            <w:vAlign w:val="center"/>
-            <w:shd w:fill="E8EEF5"/>
-          </w:tcPr>
-          <w:p>
-            <w:pPr>
-              <w:keepLines/>
-              <w:spacing w:after="0"/>
-            </w:pPr>
-            <w:r/>
-            <w:r>
-              <w:rPr>
-                <w:rFonts w:ascii="Arial" w:hAnsi="Arial" w:eastAsia="Arial" w:cs="Tahoma"/>
-                <w:b/>
-                <w:sz w:val="18"/>
-              </w:rPr>
-              <w:t>Constraint / Meaning</w:t>
-            </w:r>
-          </w:p>
-        </w:tc>
-      </w:tr>
-      <w:tr>
-        <w:trPr>
-          <w:cantSplit/>
-        </w:trPr>
-        <w:tc>
-          <w:tcPr>
-            <w:tcW w:type="dxa" w:w="2520"/>
-            <w:vAlign w:val="center"/>
-          </w:tcPr>
-          <w:p>
-            <w:pPr>
-              <w:keepLines/>
-              <w:spacing w:after="0"/>
-            </w:pPr>
-            <w:r>
-              <w:rPr>
-                <w:rFonts w:ascii="Arial" w:hAnsi="Arial" w:eastAsia="Arial" w:cs="Tahoma"/>
-                <w:sz w:val="18"/>
-              </w:rPr>
-            </w:r>
-            <w:r>
-              <w:rPr>
-                <w:rFonts w:ascii="Arial" w:hAnsi="Arial" w:eastAsia="Arial" w:cs="Tahoma"/>
-                <w:sz w:val="18"/>
-              </w:rPr>
-              <w:t>message</w:t>
-            </w:r>
-          </w:p>
-        </w:tc>
-        <w:tc>
-          <w:tcPr>
-            <w:tcW w:type="dxa" w:w="2520"/>
-            <w:vAlign w:val="center"/>
-          </w:tcPr>
-          <w:p>
-            <w:pPr>
-              <w:keepLines/>
-              <w:spacing w:after="0"/>
-            </w:pPr>
-            <w:r>
-              <w:rPr>
-                <w:rFonts w:ascii="Arial" w:hAnsi="Arial" w:eastAsia="Arial" w:cs="Tahoma"/>
-                <w:sz w:val="18"/>
-              </w:rPr>
-            </w:r>
-            <w:r>
-              <w:rPr>
-                <w:rFonts w:ascii="Arial" w:hAnsi="Arial" w:eastAsia="Arial" w:cs="Tahoma"/>
-                <w:sz w:val="18"/>
-              </w:rPr>
-              <w:t>string</w:t>
-            </w:r>
-          </w:p>
-        </w:tc>
-        <w:tc>
-          <w:tcPr>
-            <w:tcW w:type="dxa" w:w="2520"/>
-            <w:vAlign w:val="center"/>
-          </w:tcPr>
-          <w:p>
-            <w:pPr>
-              <w:keepLines/>
-              <w:spacing w:after="0"/>
-            </w:pPr>
-            <w:r>
-              <w:rPr>
-                <w:rFonts w:ascii="Arial" w:hAnsi="Arial" w:eastAsia="Arial" w:cs="Tahoma"/>
-                <w:sz w:val="18"/>
-              </w:rPr>
-            </w:r>
-            <w:r>
-              <w:rPr>
-                <w:rFonts w:ascii="Arial" w:hAnsi="Arial" w:eastAsia="Arial" w:cs="Tahoma"/>
-                <w:sz w:val="18"/>
-              </w:rPr>
-              <w:t>Yes</w:t>
             </w:r>
           </w:p>
         </w:tc>
@@ -9538,7 +8726,15 @@
                 <w:rFonts w:ascii="Arial" w:hAnsi="Arial" w:eastAsia="Arial" w:cs="Tahoma"/>
                 <w:sz w:val="18"/>
               </w:rPr>
-              <w:t>enabled, cron, params ของ batch — ตาราง job_configs ถูกตัด 2026-08-06 ไม่มีหน้าจอควบคุม</w:t>
+              <w:t xml:space="preserve">enabled, cron, params ของ batch — ตาราง job_configs ถูกตัด 2026-08-06 ไม่มีหน้าจอควบคุม · </w:t>
+            </w:r>
+            <w:r>
+              <w:rPr>
+                <w:rFonts w:ascii="Arial" w:hAnsi="Arial" w:eastAsia="Arial" w:cs="Tahoma"/>
+                <w:b/>
+                <w:sz w:val="18"/>
+              </w:rPr>
+              <w:t>cron จริงตั้งที่ AWS Batch scheduled event ของ sop-sgi-batch ไม่ใช่ที่ store-backend</w:t>
             </w:r>
           </w:p>
         </w:tc>
@@ -9940,7 +9136,7 @@
     </w:p>
     <w:p>
       <w:pPr>
-        <w:pStyle w:val="Heading3"/>
+        <w:pStyle w:val="Heading2"/>
         <w:keepNext/>
         <w:keepLines/>
         <w:pageBreakBefore w:val="0"/>
@@ -10059,7 +9255,7 @@
                 <w:rFonts w:ascii="Arial" w:hAnsi="Arial" w:eastAsia="Arial" w:cs="Tahoma"/>
                 <w:sz w:val="18"/>
               </w:rPr>
-              <w:t xml:space="preserve">route ทั้งหมดของเอกสารนี้ (3 เส้น) + </w:t>
+              <w:t xml:space="preserve">route ทั้งหมดของเอกสารนี้ (2 เส้น) + </w:t>
             </w:r>
             <w:r>
               <w:rPr>
@@ -10204,7 +9400,64 @@
                 <w:rFonts w:ascii="Arial" w:hAnsi="Arial" w:eastAsia="Arial" w:cs="Tahoma"/>
                 <w:sz w:val="18"/>
               </w:rPr>
-              <w:t>เก็บ SQL ต่อ endpoint (คัดจากหัวข้อ 10) แยกออกจาก service ให้ทดสอบ/รีวิวง่าย</w:t>
+              <w:t xml:space="preserve">เก็บ SQL ต่อ endpoint (คัดจากหัวข้อ 10) แยกออกจาก service ให้ทดสอบ/รีวิวง่าย · </w:t>
+            </w:r>
+            <w:r>
+              <w:rPr>
+                <w:rFonts w:ascii="Arial" w:hAnsi="Arial" w:eastAsia="Arial" w:cs="Tahoma"/>
+                <w:b/>
+                <w:sz w:val="18"/>
+              </w:rPr>
+              <w:t>คีย์ = ชื่อ handler</w:t>
+            </w:r>
+            <w:r>
+              <w:rPr>
+                <w:rFonts w:ascii="Arial" w:hAnsi="Arial" w:eastAsia="Arial" w:cs="Tahoma"/>
+                <w:sz w:val="18"/>
+              </w:rPr>
+              <w:t xml:space="preserve"> เช่น </w:t>
+            </w:r>
+            <w:r>
+              <w:rPr>
+                <w:rFonts w:ascii="Courier New" w:hAnsi="Courier New" w:eastAsia="Courier New" w:cs="Tahoma"/>
+                <w:sz w:val="18"/>
+              </w:rPr>
+              <w:t>getSgiMasterFactors</w:t>
+            </w:r>
+            <w:r>
+              <w:rPr>
+                <w:rFonts w:ascii="Arial" w:hAnsi="Arial" w:eastAsia="Arial" w:cs="Tahoma"/>
+                <w:sz w:val="18"/>
+              </w:rPr>
+              <w:t xml:space="preserve"> · บล็อกที่มีหลาย statement ให้แยกเป็นหลายคีย์ โดยเติมท้ายชื่อให้สื่อความ เช่น DELETE master ที่มี 2 statement → </w:t>
+            </w:r>
+            <w:r>
+              <w:rPr>
+                <w:rFonts w:ascii="Courier New" w:hAnsi="Courier New" w:eastAsia="Courier New" w:cs="Tahoma"/>
+                <w:sz w:val="18"/>
+              </w:rPr>
+              <w:t>removeSgiMasterFactorsByCodeInUse</w:t>
+            </w:r>
+            <w:r>
+              <w:rPr>
+                <w:rFonts w:ascii="Arial" w:hAnsi="Arial" w:eastAsia="Arial" w:cs="Tahoma"/>
+                <w:sz w:val="18"/>
+              </w:rPr>
+              <w:t xml:space="preserve"> (SELECT ตรวจการใช้งาน) + </w:t>
+            </w:r>
+            <w:r>
+              <w:rPr>
+                <w:rFonts w:ascii="Courier New" w:hAnsi="Courier New" w:eastAsia="Courier New" w:cs="Tahoma"/>
+                <w:sz w:val="18"/>
+              </w:rPr>
+              <w:t>removeSgiMasterFactorsByCode</w:t>
+            </w:r>
+            <w:r>
+              <w:rPr>
+                <w:rFonts w:ascii="Arial" w:hAnsi="Arial" w:eastAsia="Arial" w:cs="Tahoma"/>
+                <w:sz w:val="18"/>
+              </w:rPr>
+              <w:t xml:space="preserve"> (DELETE)</w:t>
             </w:r>
           </w:p>
         </w:tc>
@@ -10892,7 +10145,7 @@
     <w:p/>
     <w:p>
       <w:pPr>
-        <w:pStyle w:val="Heading3"/>
+        <w:pStyle w:val="Heading2"/>
         <w:keepNext/>
         <w:keepLines/>
         <w:pageBreakBefore w:val="0"/>
@@ -10913,7 +10166,7 @@
         </w:rPr>
         <w:t>// src/modules/sgi-job-batch-email-srm/sgi-job-batch-email-srm.controller.ts</w:t>
         <w:br/>
-        <w:t>import { Body, Controller, Get, Post, Query, UseGuards } from '@nestjs/common';</w:t>
+        <w:t>import { Controller, Get, Query, UseGuards } from '@nestjs/common';</w:t>
         <w:br/>
         <w:t>import { HttpHeaderGuard } from '../../guards/http-header.guard';</w:t>
         <w:br/>
@@ -10921,14 +10174,14 @@
         <w:br/>
         <w:t>import { SgiJobBatchEmailSRMService } from './sgi-job-batch-email-srm.service';</w:t>
         <w:br/>
-        <w:t>import { JobBatchEmailSRMQueryDto, ReceiveAckStaBodyDto } from './dto/sgi-job-batch-email-srm.dto';</w:t>
+        <w:t>import { JobBatchEmailSRMQueryDto } from './dto/sgi-job-batch-email-srm.dto';</w:t>
         <w:br/>
         <w:br/>
         <w:t>// LLDD BE - Job Batch and Email Integration</w:t>
         <w:br/>
         <w:t>// BFF เรียกด้วย x-api-key และแนบ x-user-id / x-user-group-id / x-user-permissions มาให้</w:t>
         <w:br/>
-        <w:t>@Controller('sgi/sgi/interface')</w:t>
+        <w:t>@Controller('interface')</w:t>
         <w:br/>
         <w:t>@UseGuards(HttpHeaderGuard)</w:t>
         <w:br/>
@@ -10939,7 +10192,7 @@
         <w:br/>
         <w:t xml:space="preserve">  // GET /api/v1/sgi/interface/tracking — ค้นสถานะ interface ตาม dataset/business key/status/ช่วงเวลา</w:t>
         <w:br/>
-        <w:t xml:space="preserve">  @Get('interface/tracking')</w:t>
+        <w:t xml:space="preserve">  @Get('tracking')</w:t>
         <w:br/>
         <w:t xml:space="preserve">  getSgiInterfaceTracking(@Query() query: JobBatchEmailSRMQueryDto, @UserId() userId: string) {</w:t>
         <w:br/>
@@ -10950,9 +10203,9 @@
         <w:t xml:space="preserve">  }</w:t>
         <w:br/>
         <w:br/>
-        <w:t xml:space="preserve">  // GET /api/v1/sgi/interface/pending-ack — รายการ ACK ค้างตาม watchdog rule อายุอย่างน้อย 1 วัน</w:t>
+        <w:t xml:space="preserve">  // GET /api/v1/sgi/interface/pending-ack — รายการข้อความขาออกที่ยังไม่ได้ publisher confirm ตาม watchdog rule อา…</w:t>
         <w:br/>
-        <w:t xml:space="preserve">  @Get('interface/pending-ack')</w:t>
+        <w:t xml:space="preserve">  @Get('pending-ack')</w:t>
         <w:br/>
         <w:t xml:space="preserve">  getSgiInterfacePendingAck(@Query() query: JobBatchEmailSRMQueryDto, @UserId() userId: string) {</w:t>
         <w:br/>
@@ -10962,25 +10215,12 @@
         <w:br/>
         <w:t xml:space="preserve">  }</w:t>
         <w:br/>
-        <w:br/>
-        <w:t xml:space="preserve">  // POST /api/v1/sgi/interface/sta/ack — STA ACK callback ให้ Job 10 เป็น safety net</w:t>
-        <w:br/>
-        <w:t xml:space="preserve">  @Post('interface/sta/ack')</w:t>
-        <w:br/>
-        <w:t xml:space="preserve">  receiveAckSta(@Body() body: ReceiveAckStaBodyDto, @UserId() userId: string) {</w:t>
-        <w:br/>
-        <w:t xml:space="preserve">    // TODO: ตรวจ x-user-permissions ก่อนเรียก service ถ้า endpoint นี้จำกัดสิทธิ์เมนู</w:t>
-        <w:br/>
-        <w:t xml:space="preserve">    return this.service.receiveAckSta(body, userId);</w:t>
-        <w:br/>
-        <w:t xml:space="preserve">  }</w:t>
-        <w:br/>
         <w:t>}</w:t>
       </w:r>
     </w:p>
     <w:p>
       <w:pPr>
-        <w:pStyle w:val="Heading3"/>
+        <w:pStyle w:val="Heading2"/>
         <w:keepNext/>
         <w:keepLines/>
         <w:pageBreakBefore w:val="0"/>
@@ -11007,7 +10247,7 @@
         <w:br/>
         <w:t xml:space="preserve">  IsArray, IsBoolean, IsIn, IsInt, IsNotEmpty, IsNumber, IsObject, IsOptional,</w:t>
         <w:br/>
-        <w:t xml:space="preserve">  IsString, Matches, Max, MaxLength, Min,</w:t>
+        <w:t xml:space="preserve">  IsString, Matches, Max, MaxLength, Min, ValidateNested,</w:t>
         <w:br/>
         <w:t>} from 'class-validator';</w:t>
         <w:br/>
@@ -11084,46 +10324,7 @@
     </w:p>
     <w:p>
       <w:pPr>
-        <w:keepLines w:val="0"/>
-        <w:ind w:left="288"/>
-      </w:pPr>
-      <w:r>
-        <w:rPr>
-          <w:rFonts w:ascii="Courier New" w:hAnsi="Courier New" w:eastAsia="Courier New" w:cs="Tahoma"/>
-          <w:sz w:val="16"/>
-        </w:rPr>
-        <w:t>// body ของ POST /api/v1/sgi/interface/sta/ack</w:t>
-        <w:br/>
-        <w:t>export class ReceiveAckStaBodyDto {</w:t>
-        <w:br/>
-        <w:t xml:space="preserve">  /** integration log key */</w:t>
-        <w:br/>
-        <w:t xml:space="preserve">  @IsNotEmpty()</w:t>
-        <w:br/>
-        <w:t xml:space="preserve">  @IsString()</w:t>
-        <w:br/>
-        <w:t xml:space="preserve">  transactionId: string;</w:t>
-        <w:br/>
-        <w:br/>
-        <w:t xml:space="preserve">  @IsNotEmpty()</w:t>
-        <w:br/>
-        <w:t xml:space="preserve">  @IsString()</w:t>
-        <w:br/>
-        <w:t xml:space="preserve">  returnCode: string;</w:t>
-        <w:br/>
-        <w:br/>
-        <w:t xml:space="preserve">  @IsNotEmpty()</w:t>
-        <w:br/>
-        <w:t xml:space="preserve">  @IsString()</w:t>
-        <w:br/>
-        <w:t xml:space="preserve">  receivedAt: string;</w:t>
-        <w:br/>
-        <w:t>}</w:t>
-      </w:r>
-    </w:p>
-    <w:p>
-      <w:pPr>
-        <w:pStyle w:val="Heading3"/>
+        <w:pStyle w:val="Heading2"/>
         <w:keepNext/>
         <w:keepLines/>
         <w:pageBreakBefore w:val="0"/>
@@ -11170,7 +10371,7 @@
         </w:rPr>
         <w:t>// src/modules/sgi-job-batch-email-srm/sgi-job-batch-email-srm.service.ts</w:t>
         <w:br/>
-        <w:t>import { Inject, Injectable, Logger, NotFoundException, NotImplementedException } from '@nestjs/common';</w:t>
+        <w:t>import { BadRequestException, ConflictException, Inject, Injectable, Logger, NotFoundException, NotImplementedException } from '@nestjs/common';</w:t>
         <w:br/>
         <w:t>import { DataSource } from 'typeorm';</w:t>
         <w:br/>
@@ -11203,13 +10404,13 @@
         <w:br/>
         <w:t xml:space="preserve">    // SQL เต็มอยู่ในหัวข้อ Database SQL ของเอกสารนี้ (คีย์ 'GET /api/v1/sgi/interface/tracking')</w:t>
         <w:br/>
-        <w:t xml:space="preserve">    // ⚠️ SQL ตัวอย่างบางเส้นเขียนด้วย named parameter (:size/:offset) แต่ dataSource.query()</w:t>
+        <w:t xml:space="preserve">    // SQL ในเอกสารเป็น positional $1..$n อยู่แล้ว (ตัวสร้างแปลงให้ตั้งแต่ 2026-09-04)</w:t>
         <w:br/>
-        <w:t xml:space="preserve">    //    รับเฉพาะ positional $1..$n — ต้องแปลงชื่อเป็นลำดับก่อน หรือใช้ QueryBuilder แทน</w:t>
+        <w:t xml:space="preserve">    //   บรรทัดแรกของบล็อก SQL คือ `-- bind ตามลำดับ: $1=... · $2=...` ให้เรียงอาร์กิวเมนต์ตามนั้น</w:t>
         <w:br/>
         <w:t xml:space="preserve">    const rows = await this.dataSource.query(SGI_SQL.getSgiInterfaceTracking, [</w:t>
         <w:br/>
-        <w:t xml:space="preserve">      // TODO: เรียงพารามิเตอร์ให้ตรงกับ $1..$n ของ SQL จริง</w:t>
+        <w:t xml:space="preserve">      // เรียงให้ตรงกับบรรทัด `-- bind ตามลำดับ:` ของ SQL เส้นนี้</w:t>
         <w:br/>
         <w:t xml:space="preserve">      userId, (page - 1) * size, size,</w:t>
         <w:br/>
@@ -11222,7 +10423,7 @@
         <w:t xml:space="preserve">  }</w:t>
         <w:br/>
         <w:br/>
-        <w:t xml:space="preserve">  // GET /api/v1/sgi/interface/pending-ack — รายการ ACK ค้างตาม watchdog rule อายุอย่างน้อย 1 วัน</w:t>
+        <w:t xml:space="preserve">  // GET /api/v1/sgi/interface/pending-ack — รายการข้อความขาออกที่ยังไม่ได้ publisher confirm ตาม watchdog rule อา…</w:t>
         <w:br/>
         <w:t xml:space="preserve">  async getSgiInterfacePendingAck(query: JobBatchEmailSRMQueryDto, userId: string) {</w:t>
         <w:br/>
@@ -11234,59 +10435,12 @@
         <w:br/>
         <w:t xml:space="preserve">  }</w:t>
         <w:br/>
-        <w:br/>
-        <w:t xml:space="preserve">  // POST /api/v1/sgi/interface/sta/ack — STA ACK callback ให้ Job 10 เป็น safety net</w:t>
-        <w:br/>
-        <w:t xml:space="preserve">  // mutation ต้องอยู่ใน transaction เดียว (ไม่มี audit ของ master แล้ว · 2026-08-07)</w:t>
-        <w:br/>
-        <w:t xml:space="preserve">  async receiveAckSta(body: ReceiveAckStaBodyDto, userId: string) {</w:t>
-        <w:br/>
-        <w:t xml:space="preserve">    const runner = this.dataSource.createQueryRunner();</w:t>
-        <w:br/>
-        <w:t xml:space="preserve">    await runner.connect();</w:t>
-        <w:br/>
-        <w:t xml:space="preserve">    await runner.startTransaction();</w:t>
-        <w:br/>
-        <w:t xml:space="preserve">    try {</w:t>
-        <w:br/>
-        <w:t xml:space="preserve">      // TODO: lock แถวเป้าหมายของ sgi_interface_transactions ด้วย SELECT ... FOR UPDATE ก่อนเขียน</w:t>
-        <w:br/>
-        <w:t xml:space="preserve">      const [current] = await runner.query(SGI_SQL.receiveAckStaLock, [body.docNo]);</w:t>
-        <w:br/>
-        <w:t xml:space="preserve">      if (!current) {</w:t>
-        <w:br/>
-        <w:t xml:space="preserve">        throw new NotFoundException('ไม่พบข้อมูลที่ต้องการ');</w:t>
-        <w:br/>
-        <w:t xml:space="preserve">      }</w:t>
-        <w:br/>
-        <w:t xml:space="preserve">      await runner.query(SGI_SQL.receiveAckSta, [/* TODO: ผูกค่าจาก body */]);</w:t>
-        <w:br/>
-        <w:t xml:space="preserve">      await runner.commitTransaction();</w:t>
-        <w:br/>
-        <w:t xml:space="preserve">      return { message: 'saved' };</w:t>
-        <w:br/>
-        <w:t xml:space="preserve">    } catch (error) {</w:t>
-        <w:br/>
-        <w:t xml:space="preserve">      await runner.rollbackTransaction();</w:t>
-        <w:br/>
-        <w:t xml:space="preserve">      this.logger.error(error);</w:t>
-        <w:br/>
-        <w:t xml:space="preserve">      throw error;</w:t>
-        <w:br/>
-        <w:t xml:space="preserve">    } finally {</w:t>
-        <w:br/>
-        <w:t xml:space="preserve">      await runner.release();</w:t>
-        <w:br/>
-        <w:t xml:space="preserve">    }</w:t>
-        <w:br/>
-        <w:t xml:space="preserve">  }</w:t>
-        <w:br/>
         <w:t>}</w:t>
       </w:r>
     </w:p>
     <w:p>
       <w:pPr>
-        <w:pStyle w:val="Heading3"/>
+        <w:pStyle w:val="Heading2"/>
         <w:keepNext/>
         <w:keepLines/>
         <w:pageBreakBefore w:val="0"/>
@@ -11319,24 +10473,24 @@
         <w:t xml:space="preserve">  id: number;</w:t>
         <w:br/>
         <w:br/>
-        <w:t xml:space="preserve">  @Column({ name: 'data_name', type: 'varchar', length: 50 })</w:t>
+        <w:t xml:space="preserve">  @Column({ name: 'run_id', type: 'varchar', length: 50, nullable: true })</w:t>
+        <w:br/>
+        <w:t xml:space="preserve">  runId?: string;</w:t>
+        <w:br/>
+        <w:br/>
+        <w:t xml:space="preserve">  @Column({ name: 'data_name', type: 'varchar', length: 80 })</w:t>
         <w:br/>
         <w:t xml:space="preserve">  dataName: string;</w:t>
         <w:br/>
         <w:br/>
-        <w:t xml:space="preserve">  @Column({ name: 'direction', type: 'varchar', length: 3 })</w:t>
+        <w:t xml:space="preserve">  @Column({ name: 'direction', type: 'varchar', length: 10 })</w:t>
         <w:br/>
         <w:t xml:space="preserve">  direction: string;</w:t>
         <w:br/>
         <w:br/>
-        <w:t xml:space="preserve">  @Column({ name: 'business_key', type: 'varchar', length: 100, nullable: true })</w:t>
+        <w:t xml:space="preserve">  @Column({ name: 'status', type: 'varchar', length: 20 })</w:t>
         <w:br/>
-        <w:t xml:space="preserve">  businessKey?: string;</w:t>
-        <w:br/>
-        <w:br/>
-        <w:t xml:space="preserve">  @Column({ name: 'doc_no', type: 'varchar', length: 12, nullable: true })</w:t>
-        <w:br/>
-        <w:t xml:space="preserve">  docNo?: string;</w:t>
+        <w:t xml:space="preserve">  status: string;</w:t>
         <w:br/>
         <w:br/>
         <w:t xml:space="preserve">  @Column({ name: 'impact_process_id', type: 'bigint', nullable: true })</w:t>
@@ -11349,34 +10503,94 @@
         <w:t xml:space="preserve">  salesSummaryId?: number;</w:t>
         <w:br/>
         <w:br/>
+        <w:t xml:space="preserve">  @Column({ name: 'doc_no', type: 'varchar', length: 10, nullable: true })</w:t>
+        <w:br/>
+        <w:t xml:space="preserve">  docNo?: string;</w:t>
+        <w:br/>
+        <w:br/>
+        <w:t xml:space="preserve">  @Column({ name: 'business_key', type: 'varchar', length: 200 })</w:t>
+        <w:br/>
+        <w:t xml:space="preserve">  businessKey: string;</w:t>
+        <w:br/>
+        <w:br/>
+        <w:t xml:space="preserve">  @Column({ name: 'period_key', type: 'varchar', length: 20 })</w:t>
+        <w:br/>
+        <w:t xml:space="preserve">  periodKey: string;</w:t>
+        <w:br/>
+        <w:br/>
+        <w:t xml:space="preserve">  @Column({ name: 'correlation_id', type: 'varchar', length: 100, nullable: true })</w:t>
+        <w:br/>
+        <w:t xml:space="preserve">  correlationId?: string;</w:t>
+        <w:br/>
+        <w:br/>
         <w:t xml:space="preserve">  @Column({ name: 'file_name', type: 'varchar', length: 255, nullable: true })</w:t>
         <w:br/>
         <w:t xml:space="preserve">  fileName?: string;</w:t>
         <w:br/>
         <w:br/>
-        <w:t xml:space="preserve">  @Column({ name: 'status', type: 'varchar', length: 20 })</w:t>
+        <w:t xml:space="preserve">  @Column({ name: 'file_checksum', type: 'varchar', length: 64, nullable: true })</w:t>
         <w:br/>
-        <w:t xml:space="preserve">  status: string;</w:t>
+        <w:t xml:space="preserve">  fileChecksum?: string;</w:t>
         <w:br/>
         <w:br/>
-        <w:t xml:space="preserve">  @Column({ name: 'sent_at', type: 'timestamptz', nullable: true })</w:t>
+        <w:t xml:space="preserve">  @Column({ name: 'outbox_status', type: 'varchar', length: 20, nullable: true })</w:t>
+        <w:br/>
+        <w:t xml:space="preserve">  outboxStatus?: string;</w:t>
+        <w:br/>
+        <w:br/>
+        <w:t xml:space="preserve">  @Column({ name: 'return_code', type: 'varchar', length: 50, nullable: true })</w:t>
+        <w:br/>
+        <w:t xml:space="preserve">  returnCode?: string;</w:t>
+        <w:br/>
+        <w:br/>
+        <w:t xml:space="preserve">  @Column({ name: 'return_message', type: 'varchar', length: 500, nullable: true })</w:t>
+        <w:br/>
+        <w:t xml:space="preserve">  returnMessage?: string;</w:t>
+        <w:br/>
+        <w:br/>
+        <w:t xml:space="preserve">  @Column({ name: 'retry_count', type: 'int', default: 0 })</w:t>
+        <w:br/>
+        <w:t xml:space="preserve">  retryCount: number;</w:t>
+        <w:br/>
+        <w:br/>
+        <w:t xml:space="preserve">  @Column({ name: 'sent_at', type: 'timestamp', nullable: true })</w:t>
         <w:br/>
         <w:t xml:space="preserve">  sentAt?: Date;</w:t>
         <w:br/>
         <w:br/>
-        <w:t xml:space="preserve">  @Column({ name: 'acked_at', type: 'timestamptz', nullable: true })</w:t>
+        <w:t xml:space="preserve">  @Column({ name: 'acked_at', type: 'timestamp', nullable: true })</w:t>
         <w:br/>
         <w:t xml:space="preserve">  ackedAt?: Date;</w:t>
         <w:br/>
         <w:br/>
-        <w:t xml:space="preserve">  @Column({ name: 'return_code', type: 'varchar', length: 10, nullable: true })</w:t>
+        <w:t xml:space="preserve">  @Column({ name: 'last_ack_notified_on', type: 'date', nullable: true })</w:t>
         <w:br/>
-        <w:t xml:space="preserve">  returnCode?: string;</w:t>
+        <w:t xml:space="preserve">  lastAckNotifiedOn?: Date;</w:t>
         <w:br/>
         <w:br/>
-        <w:t xml:space="preserve">  // TODO: ตรวจความยาว/precision กับ DDL จริงใน sql/deploy-sgi-*.sql ก่อน merge</w:t>
+        <w:t xml:space="preserve">  @Column({ name: 'purge_after', type: 'timestamp', nullable: true })</w:t>
         <w:br/>
-        <w:t xml:space="preserve">  //       entity ชุดนี้ไม่ประกาศ relation ตาม convention (join ด้วย raw SQL)</w:t>
+        <w:t xml:space="preserve">  purgeAfter?: Date;</w:t>
+        <w:br/>
+        <w:br/>
+        <w:t xml:space="preserve">  @Column({ name: 'legal_hold', type: 'boolean', default: false })</w:t>
+        <w:br/>
+        <w:t xml:space="preserve">  legalHold: boolean;</w:t>
+        <w:br/>
+        <w:br/>
+        <w:t xml:space="preserve">  @Column({ name: 'created_at', type: 'timestamp' })</w:t>
+        <w:br/>
+        <w:t xml:space="preserve">  createdAt: Date;</w:t>
+        <w:br/>
+        <w:br/>
+        <w:t xml:space="preserve">  @Column({ name: 'completed_at', type: 'timestamp', nullable: true })</w:t>
+        <w:br/>
+        <w:t xml:space="preserve">  completedAt?: Date;</w:t>
+        <w:br/>
+        <w:br/>
+        <w:t xml:space="preserve">  // entity ชุดนี้ generate จาก DDL ใน LLDD-Database.pdf §5.2–5.4 โดยตรง — คอลัมน์/ชนิด/nullable ตรงกันเสมอ</w:t>
+        <w:br/>
+        <w:t xml:space="preserve">  // ไม่ประกาศ relation ตาม convention ของทีม (join ด้วย raw SQL)</w:t>
         <w:br/>
         <w:t>}</w:t>
       </w:r>
@@ -11593,7 +10807,7 @@
     <w:p/>
     <w:p>
       <w:pPr>
-        <w:pStyle w:val="Heading3"/>
+        <w:pStyle w:val="Heading2"/>
         <w:keepNext/>
         <w:keepLines/>
         <w:pageBreakBefore w:val="0"/>
@@ -11706,7 +10920,7 @@
     </w:p>
     <w:p>
       <w:pPr>
-        <w:pStyle w:val="Heading3"/>
+        <w:pStyle w:val="Heading2"/>
         <w:keepNext/>
         <w:keepLines/>
         <w:pageBreakBefore w:val="0"/>
@@ -11810,6 +11024,12 @@
         <w:br/>
         <w:t xml:space="preserve">  // BFF ไม่มี DB — หน้าที่เดียวคือแนบ user context แล้ว forward</w:t>
         <w:br/>
+        <w:t xml:space="preserve">  // ⚠️ ต้อง unwrap envelope ของ store-backend 1 ชั้นก่อนคืน (ยืนยันจากโค้ดจริง 2026-09-04):</w:t>
+        <w:br/>
+        <w:t xml:space="preserve">  //    ResponseInterceptor ระดับ global ของ BFF ห่อผลลัพธ์เป็น { success, data, requestId } อีกที</w:t>
+        <w:br/>
+        <w:t xml:space="preserve">  //    ถ้าคืน { success, data } ดิบมา FE จะได้ data.data.data — SgiClientService จึงต้องคืน .data.data</w:t>
+        <w:br/>
         <w:t xml:space="preserve">  private userHeaders(user: any) {</w:t>
         <w:br/>
         <w:t xml:space="preserve">    return {</w:t>
@@ -11838,13 +11058,6 @@
         <w:br/>
         <w:t xml:space="preserve">  }</w:t>
         <w:br/>
-        <w:br/>
-        <w:t xml:space="preserve">  receiveAckSta(body: any, user: any) {</w:t>
-        <w:br/>
-        <w:t xml:space="preserve">    return this.client.post('/api/v1/sgi/interface/sta/ack', body, { headers: this.userHeaders(user) });</w:t>
-        <w:br/>
-        <w:t xml:space="preserve">  }</w:t>
-        <w:br/>
         <w:t>}</w:t>
         <w:br/>
         <w:br/>
@@ -11855,9 +11068,9 @@
         <w:t>import { AuthGuard } from '@nestjs/passport';</w:t>
         <w:br/>
         <w:br/>
-        <w:t>// เลือก prefix แบบเดียวทั้งโมดูล: ใช้ '/bff/sgi/...' (ห้ามปนกับแบบไม่มี /bff)</w:t>
+        <w:t>// path เดียวกับที่ FE เรียก (apiClient baseURL รวม /api/v1 แล้ว) — ห้ามตั้งตามชื่อเอกสาร LLDD</w:t>
         <w:br/>
-        <w:t>@Controller('bff/sgi/job-batch-email-srm')</w:t>
+        <w:t>@Controller('sgi/interface')</w:t>
         <w:br/>
         <w:t>@UseGuards(AuthGuard('jwt'))</w:t>
         <w:br/>
@@ -11868,7 +11081,7 @@
         <w:br/>
         <w:t xml:space="preserve">  // proxy ของ GET /api/v1/sgi/interface/tracking</w:t>
         <w:br/>
-        <w:t xml:space="preserve">  @Get('sgi/interface/tracking')</w:t>
+        <w:t xml:space="preserve">  @Get('tracking')</w:t>
         <w:br/>
         <w:t xml:space="preserve">  getSgiInterfaceTracking(@Query() query: any, @Req() req: any) {</w:t>
         <w:br/>
@@ -11879,7 +11092,7 @@
         <w:br/>
         <w:t xml:space="preserve">  // proxy ของ GET /api/v1/sgi/interface/pending-ack</w:t>
         <w:br/>
-        <w:t xml:space="preserve">  @Get('sgi/interface/pending-ack')</w:t>
+        <w:t xml:space="preserve">  @Get('pending-ack')</w:t>
         <w:br/>
         <w:t xml:space="preserve">  getSgiInterfacePendingAck(@Query() query: any, @Req() req: any) {</w:t>
         <w:br/>
@@ -11905,7 +11118,7 @@
     </w:p>
     <w:p>
       <w:pPr>
-        <w:pStyle w:val="Heading3"/>
+        <w:pStyle w:val="Heading2"/>
         <w:keepNext/>
         <w:keepLines/>
         <w:pageBreakBefore w:val="0"/>
@@ -12241,7 +11454,7 @@
     <w:p/>
     <w:p>
       <w:pPr>
-        <w:pStyle w:val="Heading3"/>
+        <w:pStyle w:val="Heading2"/>
         <w:keepNext/>
         <w:keepLines/>
         <w:pageBreakBefore w:val="0"/>
@@ -12274,21 +11487,21 @@
           <w:rFonts w:ascii="Courier New" w:hAnsi="Courier New" w:eastAsia="Courier New" w:cs="Tahoma"/>
           <w:sz w:val="16"/>
         </w:rPr>
-        <w:t>-- ⚠️ SQL นี้ใช้ named parameter (:name) แต่ `dataSource.query()` ของ store-backend</w:t>
+        <w:t>-- bind ตามลำดับ: $1=dataName · $2=pending · $3=size · $4=offset</w:t>
         <w:br/>
-        <w:t>--    รับเฉพาะ positional $1..$n — ต้องแปลงเป็นลำดับ หรือรันผ่าน QueryBuilder</w:t>
+        <w:t>-- pending = ยังไม่ได้ publisher confirm (มติ 2026-09-08 ข้อ 2.13) — ไม่ใช่ "รอ return_code จาก STA"</w:t>
         <w:br/>
-        <w:t>SELECT id AS tracking_id, data_name, doc_no, sent_at, return_code, acked_at AS receive_date</w:t>
+        <w:t>SELECT id AS tracking_id, data_name, doc_no, sent_at, outbox_status, acked_at AS confirmed_date</w:t>
         <w:br/>
         <w:t>FROM sgi_interface_transactions</w:t>
         <w:br/>
-        <w:t>WHERE (:dataName IS NULL OR data_name = :dataName)</w:t>
+        <w:t>WHERE ($1 /* dataName */ IS NULL OR data_name = $1 /* dataName */)</w:t>
         <w:br/>
-        <w:t xml:space="preserve">  AND (:pending  IS NULL OR return_code IS NULL)</w:t>
+        <w:t xml:space="preserve">  AND ($2 /* pending */  IS NULL OR outbox_status IS DISTINCT FROM 'CONFIRMED')</w:t>
         <w:br/>
         <w:t>ORDER BY sent_at DESC</w:t>
         <w:br/>
-        <w:t>LIMIT :size OFFSET :offset;</w:t>
+        <w:t>LIMIT $3 /* size */ OFFSET $4 /* offset */;</w:t>
       </w:r>
     </w:p>
     <w:p>
@@ -12299,7 +11512,7 @@
         <w:t>GET /api/v1/sgi/interface/pending-ack</w:t>
       </w:r>
       <w:r>
-        <w:t xml:space="preserve"> — รายการ ACK ค้างตาม watchdog rule อายุอย่างน้อย 1 วัน</w:t>
+        <w:t xml:space="preserve"> — รายการข้อความขาออกที่ยังไม่ได้ publisher confirm ตาม watchdog rule อายุอย่างน้อย 1 วัน (path คงชื่อเดิม)</w:t>
       </w:r>
     </w:p>
     <w:p>
@@ -12312,70 +11525,32 @@
           <w:rFonts w:ascii="Courier New" w:hAnsi="Courier New" w:eastAsia="Courier New" w:cs="Tahoma"/>
           <w:sz w:val="16"/>
         </w:rPr>
-        <w:t>-- ⚠️ SQL นี้ใช้ named parameter (:name) แต่ `dataSource.query()` ของ store-backend</w:t>
+        <w:t>-- bind ตามลำดับ: $1=thresholdHours</w:t>
         <w:br/>
-        <w:t>--    รับเฉพาะ positional $1..$n — ต้องแปลงเป็นลำดับ หรือรันผ่าน QueryBuilder</w:t>
+        <w:t>-- เกณฑ์ watchdog Job 10 (มติ 2026-09-08 ข้อ 2.13): ขาส่งออกที่ broker ยังไม่ publisher confirm และอายุ &gt;= 1 วัน</w:t>
         <w:br/>
-        <w:t>-- เกณฑ์ watchdog Job 10: เฉพาะขาส่งออกที่ยังไม่มี ACK และอายุ ≥ 1 วัน</w:t>
+        <w:t>--   "ค้าง" = ยังไม่ได้ publisher confirm ไม่ใช่ "STA ยังไม่ ACK" — สเปก STA มีแค่ 3 ข้อความบน RabbitMQ ไม่มี ACK กลับมา</w:t>
         <w:br/>
-        <w:t>--   direction = OUT เท่านั้น — แถว INTERNAL ของ Jobs 7/8/9 จบที่ COMPLETED ทันที ไม่มี ACK ให้รอ</w:t>
+        <w:t>--   direction = OUT เท่านั้น — แถว INTERNAL ของ Jobs 7/8/9 จบที่ COMPLETED ทันที ไม่มีอะไรให้รอ</w:t>
         <w:br/>
         <w:t>--   (ตรงเจตนาเดิมของ Java: interface_type != 'WS' = เฝ้าเฉพาะ interface แบบไฟล์)</w:t>
         <w:br/>
-        <w:t>SELECT data_name, doc_no, sent_at, (CURRENT_DATE - sent_at::date) AS age_days</w:t>
+        <w:t>SELECT data_name, doc_no, created_at, (CURRENT_DATE - created_at::date) AS age_days</w:t>
         <w:br/>
         <w:t>FROM sgi_interface_transactions</w:t>
         <w:br/>
         <w:t>WHERE direction = 'OUT'</w:t>
         <w:br/>
-        <w:t xml:space="preserve">  AND status NOT IN ('ACKED','COMPLETED')</w:t>
+        <w:t xml:space="preserve">  AND (outbox_status IS NULL OR outbox_status &lt;&gt; 'CONFIRMED')</w:t>
         <w:br/>
-        <w:t xml:space="preserve">  AND return_code IS NULL</w:t>
+        <w:t xml:space="preserve">  AND created_at &lt; CURRENT_TIMESTAMP - ($1 /* thresholdHours */ * INTERVAL '1 hour')</w:t>
         <w:br/>
-        <w:t xml:space="preserve">  AND data_name IN (:staDatasets)</w:t>
-        <w:br/>
-        <w:t xml:space="preserve">  AND sent_at &lt; CURRENT_DATE - 1</w:t>
-        <w:br/>
-        <w:t>ORDER BY sent_at;</w:t>
-      </w:r>
-    </w:p>
-    <w:p>
-      <w:r>
-        <w:rPr>
-          <w:b/>
-        </w:rPr>
-        <w:t>POST /api/v1/sgi/interface/sta/ack</w:t>
-      </w:r>
-      <w:r>
-        <w:t xml:space="preserve"> — STA ACK callback ให้ Job 10 เป็น safety net</w:t>
+        <w:t>ORDER BY created_at;</w:t>
       </w:r>
     </w:p>
     <w:p>
       <w:pPr>
-        <w:keepLines w:val="0"/>
-        <w:ind w:left="288"/>
-      </w:pPr>
-      <w:r>
-        <w:rPr>
-          <w:rFonts w:ascii="Courier New" w:hAnsi="Courier New" w:eastAsia="Courier New" w:cs="Tahoma"/>
-          <w:sz w:val="16"/>
-        </w:rPr>
-        <w:t>-- ⚠️ SQL นี้ใช้ named parameter (:name) แต่ `dataSource.query()` ของ store-backend</w:t>
-        <w:br/>
-        <w:t>--    รับเฉพาะ positional $1..$n — ต้องแปลงเป็นลำดับ หรือรันผ่าน QueryBuilder</w:t>
-        <w:br/>
-        <w:t>-- callback จากระบบ STA (API key) → บันทึก ACK</w:t>
-        <w:br/>
-        <w:t>UPDATE sgi_interface_transactions</w:t>
-        <w:br/>
-        <w:t>SET return_code = :returnCode, acked_at = :receiveDate, status = :statusAcked, completed_at = :receiveDate</w:t>
-        <w:br/>
-        <w:t>WHERE id = :trackingId;</w:t>
-      </w:r>
-    </w:p>
-    <w:p>
-      <w:pPr>
-        <w:pStyle w:val="Heading3"/>
+        <w:pStyle w:val="Heading2"/>
         <w:keepNext/>
         <w:keepLines/>
         <w:pageBreakBefore w:val="0"/>
@@ -13326,7 +12501,7 @@
                 <w:rFonts w:ascii="Arial" w:hAnsi="Arial" w:eastAsia="Arial" w:cs="Tahoma"/>
                 <w:sz w:val="18"/>
               </w:rPr>
-              <w:t>pending ACK watchdog</w:t>
+              <w:t>watchdog ข้อความค้างส่ง (ยังไม่ publisher confirm)</w:t>
             </w:r>
           </w:p>
         </w:tc>
@@ -13357,61 +12532,6 @@
                 <w:sz w:val="18"/>
               </w:rPr>
               <w:t>5</w:t>
-            </w:r>
-          </w:p>
-        </w:tc>
-        <w:tc>
-          <w:tcPr>
-            <w:tcW w:type="dxa" w:w="5040"/>
-            <w:vAlign w:val="center"/>
-          </w:tcPr>
-          <w:p>
-            <w:pPr>
-              <w:keepLines/>
-              <w:spacing w:after="0"/>
-            </w:pPr>
-            <w:r>
-              <w:rPr>
-                <w:rFonts w:ascii="Arial" w:hAnsi="Arial" w:eastAsia="Arial" w:cs="Tahoma"/>
-                <w:sz w:val="18"/>
-              </w:rPr>
-            </w:r>
-            <w:r>
-              <w:rPr>
-                <w:rFonts w:ascii="Arial" w:hAnsi="Arial" w:eastAsia="Arial" w:cs="Tahoma"/>
-                <w:sz w:val="18"/>
-              </w:rPr>
-              <w:t>STA ACK callback</w:t>
-            </w:r>
-          </w:p>
-        </w:tc>
-      </w:tr>
-      <w:tr>
-        <w:trPr>
-          <w:cantSplit/>
-        </w:trPr>
-        <w:tc>
-          <w:tcPr>
-            <w:tcW w:type="dxa" w:w="5040"/>
-            <w:vAlign w:val="center"/>
-          </w:tcPr>
-          <w:p>
-            <w:pPr>
-              <w:keepLines/>
-              <w:spacing w:after="0"/>
-            </w:pPr>
-            <w:r>
-              <w:rPr>
-                <w:rFonts w:ascii="Arial" w:hAnsi="Arial" w:eastAsia="Arial" w:cs="Tahoma"/>
-                <w:sz w:val="18"/>
-              </w:rPr>
-            </w:r>
-            <w:r>
-              <w:rPr>
-                <w:rFonts w:ascii="Arial" w:hAnsi="Arial" w:eastAsia="Arial" w:cs="Tahoma"/>
-                <w:sz w:val="18"/>
-              </w:rPr>
-              <w:t>6</w:t>
             </w:r>
           </w:p>
         </w:tc>
@@ -13462,10 +12582,10 @@
         <w:rPr>
           <w:b/>
         </w:rPr>
-        <w:t>5 ชั่วโมง</w:t>
+        <w:t>3 ชั่วโมง</w:t>
       </w:r>
       <w:r>
-        <w:t xml:space="preserve"> (30% ของ implementation 14 ชั่วโมง) · เครื่องมือ: Jest + mock repository/DataSource (ไม่ต่อ DB จริง)</w:t>
+        <w:t xml:space="preserve"> (30% ของ implementation 8 ชั่วโมง) · เครื่องมือ: Jest + mock repository/DataSource (ไม่ต่อ DB จริง)</w:t>
       </w:r>
     </w:p>
     <w:p>
@@ -14311,86 +13431,6 @@
                 <w:sz w:val="18"/>
               </w:rPr>
               <w:t>GET /api/v1/sgi/interface/pending-ack</w:t>
-            </w:r>
-          </w:p>
-        </w:tc>
-        <w:tc>
-          <w:tcPr>
-            <w:tcW w:type="dxa" w:w="3360"/>
-            <w:vAlign w:val="center"/>
-          </w:tcPr>
-          <w:p>
-            <w:pPr>
-              <w:keepLines/>
-              <w:spacing w:after="0"/>
-            </w:pPr>
-            <w:r>
-              <w:rPr>
-                <w:rFonts w:ascii="Arial" w:hAnsi="Arial" w:eastAsia="Arial" w:cs="Tahoma"/>
-                <w:sz w:val="18"/>
-              </w:rPr>
-            </w:r>
-            <w:r>
-              <w:rPr>
-                <w:rFonts w:ascii="Arial" w:hAnsi="Arial" w:eastAsia="Arial" w:cs="Tahoma"/>
-                <w:sz w:val="18"/>
-              </w:rPr>
-              <w:t>handler</w:t>
-            </w:r>
-          </w:p>
-        </w:tc>
-        <w:tc>
-          <w:tcPr>
-            <w:tcW w:type="dxa" w:w="3360"/>
-            <w:vAlign w:val="center"/>
-          </w:tcPr>
-          <w:p>
-            <w:pPr>
-              <w:keepLines/>
-              <w:spacing w:after="0"/>
-            </w:pPr>
-            <w:r>
-              <w:rPr>
-                <w:rFonts w:ascii="Arial" w:hAnsi="Arial" w:eastAsia="Arial" w:cs="Tahoma"/>
-                <w:sz w:val="18"/>
-              </w:rPr>
-            </w:r>
-            <w:r>
-              <w:rPr>
-                <w:rFonts w:ascii="Arial" w:hAnsi="Arial" w:eastAsia="Arial" w:cs="Tahoma"/>
-                <w:sz w:val="18"/>
-              </w:rPr>
-              <w:t>คืน {success:true,data} ตามรูปแบบที่ระบุ และคืน {success:false,error:{code,message}} เมื่อ input ผิด — mock repository/lib ไม่แตะ DB จริง</w:t>
-            </w:r>
-          </w:p>
-        </w:tc>
-      </w:tr>
-      <w:tr>
-        <w:trPr>
-          <w:cantSplit/>
-        </w:trPr>
-        <w:tc>
-          <w:tcPr>
-            <w:tcW w:type="dxa" w:w="3360"/>
-            <w:vAlign w:val="center"/>
-          </w:tcPr>
-          <w:p>
-            <w:pPr>
-              <w:keepLines/>
-              <w:spacing w:after="0"/>
-            </w:pPr>
-            <w:r>
-              <w:rPr>
-                <w:rFonts w:ascii="Arial" w:hAnsi="Arial" w:eastAsia="Arial" w:cs="Tahoma"/>
-                <w:sz w:val="18"/>
-              </w:rPr>
-            </w:r>
-            <w:r>
-              <w:rPr>
-                <w:rFonts w:ascii="Courier New" w:hAnsi="Courier New" w:eastAsia="Courier New" w:cs="Tahoma"/>
-                <w:sz w:val="18"/>
-              </w:rPr>
-              <w:t>POST /api/v1/sgi/interface/sta/ack</w:t>
             </w:r>
           </w:p>
         </w:tc>

--- a/LLDD/word/BE/LLDD-BE-Job-Batch-Email-SRM.docx
+++ b/LLDD/word/BE/LLDD-BE-Job-Batch-Email-SRM.docx
@@ -8894,7 +8894,7 @@
                 <w:rFonts w:ascii="Arial" w:hAnsi="Arial" w:eastAsia="Arial" w:cs="Tahoma"/>
                 <w:sz w:val="18"/>
               </w:rPr>
-              <w:t>tracking file/API interface และ ACK</w:t>
+              <w:t>tracking การรับส่งไฟล์/ข้อความ + outbox (สถานะจบที่ outbox_status = CONFIRMED)</w:t>
             </w:r>
           </w:p>
         </w:tc>
@@ -11285,7 +11285,7 @@
                 <w:rFonts w:ascii="Arial" w:hAnsi="Arial" w:eastAsia="Arial" w:cs="Tahoma"/>
                 <w:sz w:val="18"/>
               </w:rPr>
-              <w:t>tracking file/API interface และ ACK</w:t>
+              <w:t>tracking การรับส่งไฟล์/ข้อความ + outbox (สถานะจบที่ outbox_status = CONFIRMED)</w:t>
             </w:r>
           </w:p>
         </w:tc>

--- a/LLDD/word/BE/LLDD-BE-Job-Batch-Email-SRM.docx
+++ b/LLDD/word/BE/LLDD-BE-Job-Batch-Email-SRM.docx
@@ -10548,6 +10548,16 @@
         <w:t xml:space="preserve">  returnMessage?: string;</w:t>
         <w:br/>
         <w:br/>
+        <w:t xml:space="preserve">  @Column({ name: 'payload', type: 'jsonb', nullable: true })</w:t>
+        <w:br/>
+        <w:t xml:space="preserve">  payload?: Record&lt;string, unknown&gt;;</w:t>
+        <w:br/>
+        <w:br/>
+        <w:t xml:space="preserve">  @Column({ name: 'payload_version', type: 'smallint', default: 1 })</w:t>
+        <w:br/>
+        <w:t xml:space="preserve">  payloadVersion: number;</w:t>
+        <w:br/>
+        <w:br/>
         <w:t xml:space="preserve">  @Column({ name: 'retry_count', type: 'int', default: 0 })</w:t>
         <w:br/>
         <w:t xml:space="preserve">  retryCount: number;</w:t>
@@ -11487,7 +11497,7 @@
           <w:rFonts w:ascii="Courier New" w:hAnsi="Courier New" w:eastAsia="Courier New" w:cs="Tahoma"/>
           <w:sz w:val="16"/>
         </w:rPr>
-        <w:t>-- bind ตามลำดับ: $1=dataName · $2=pending · $3=size · $4=offset</w:t>
+        <w:t>-- bind ตามลำดับ: $1=dataName · $2=pending · $3=status · $4=sentFrom · $5=sentTo · $6=size · $7=offset</w:t>
         <w:br/>
         <w:t>-- pending = ยังไม่ได้ publisher confirm (มติ 2026-09-08 ข้อ 2.13) — ไม่ใช่ "รอ return_code จาก STA"</w:t>
         <w:br/>
@@ -11499,9 +11509,15 @@
         <w:br/>
         <w:t xml:space="preserve">  AND ($2 /* pending */  IS NULL OR outbox_status IS DISTINCT FROM 'CONFIRMED')</w:t>
         <w:br/>
+        <w:t xml:space="preserve">  AND ($3 /* status */   IS NULL OR outbox_status = $3 /* status */)   -- READY / PUBLISHED / CONFIRMED / FAILED</w:t>
+        <w:br/>
+        <w:t xml:space="preserve">  AND ($4 /* sentFrom */ IS NULL OR sent_at &gt;= $4 /* sentFrom */)</w:t>
+        <w:br/>
+        <w:t xml:space="preserve">  AND ($5 /* sentTo */   IS NULL OR sent_at &lt;  $5 /* sentTo */ + INTERVAL '1 day')</w:t>
+        <w:br/>
         <w:t>ORDER BY sent_at DESC</w:t>
         <w:br/>
-        <w:t>LIMIT $3 /* size */ OFFSET $4 /* offset */;</w:t>
+        <w:t>LIMIT $6 /* size */ OFFSET $7 /* offset */;</w:t>
       </w:r>
     </w:p>
     <w:p>
@@ -11525,7 +11541,7 @@
           <w:rFonts w:ascii="Courier New" w:hAnsi="Courier New" w:eastAsia="Courier New" w:cs="Tahoma"/>
           <w:sz w:val="16"/>
         </w:rPr>
-        <w:t>-- bind ตามลำดับ: $1=thresholdHours</w:t>
+        <w:t>-- bind ตามลำดับ: $1=thresholdHours · $2=dataName</w:t>
         <w:br/>
         <w:t>-- เกณฑ์ watchdog Job 10 (มติ 2026-09-08 ข้อ 2.13): ขาส่งออกที่ broker ยังไม่ publisher confirm และอายุ &gt;= 1 วัน</w:t>
         <w:br/>
@@ -11544,6 +11560,8 @@
         <w:t xml:space="preserve">  AND (outbox_status IS NULL OR outbox_status &lt;&gt; 'CONFIRMED')</w:t>
         <w:br/>
         <w:t xml:space="preserve">  AND created_at &lt; CURRENT_TIMESTAMP - ($1 /* thresholdHours */ * INTERVAL '1 hour')</w:t>
+        <w:br/>
+        <w:t xml:space="preserve">  AND ($2 /* dataName */ IS NULL OR data_name = $2 /* dataName */)   -- จำกัดชุดข้อมูลที่เฝ้า (ไม่ระบุ = ทุกชุดขาออก)</w:t>
         <w:br/>
         <w:t>ORDER BY created_at;</w:t>
       </w:r>

--- a/LLDD/word/BE/LLDD-BE-Job-Batch-Email-SRM.docx
+++ b/LLDD/word/BE/LLDD-BE-Job-Batch-Email-SRM.docx
@@ -3764,7 +3764,7 @@
         <w:t>เอกสารฉบับนี้ไม่มี endpoint ของตัวเอง</w:t>
       </w:r>
       <w:r>
-        <w:t xml:space="preserve"> — เป็นสัญญา/งานภายในที่เอกสารอื่นเรียกใช้ (ดูขอบเขตใน 5.90 Endpoint Implementation Contract) · รายการ endpoint ทั้ง 29 เส้นของ SGI อยู่ที่ </w:t>
+        <w:t xml:space="preserve"> — เป็นสัญญา/งานภายในที่เอกสารอื่นเรียกใช้ (ดูขอบเขตใน 5.90 Endpoint Implementation Contract) · รายการ endpoint ทั้ง 30 เส้นของ SGI อยู่ที่ </w:t>
       </w:r>
       <w:r>
         <w:rPr>
